--- a/Guia_Operacion_Usuario_INTERNA.docx
+++ b/Guia_Operacion_Usuario_INTERNA.docx
@@ -657,7 +657,7 @@
         <w:spacing w:after="140"/>
       </w:pPr>
       <w:r>
-        <w:t xml:space="preserve">Incluye los mismos datos registrados, más el Resultado del trámite, el Motivo de Rechazo (cuando aplica), Observaciones, y el sello digital del Instituto. Cuando el trámite determina que existe beneficio pensionario, el sistema consulta de forma automática los saldos preliminares del derechohabiente y el servicio de renta vitalicia, para facilitar esa determinación.</w:t>
+        <w:t xml:space="preserve">Incluye los mismos datos registrados, más el Resultado del trámite, el Motivo de Rechazo (cuando aplica), Observaciones, y el sello digital del Instituto. Cuando el trámite determina que existe beneficio pensionario, el sistema consulta de forma automática los saldos preliminares del derechohabiente y consume el servicio de la CNSF, para completar esa determinación.</w:t>
       </w:r>
     </w:p>
     <w:p>
